--- a/Документация/Инструкция пользователя/Инструкция пользователя.docx
+++ b/Документация/Инструкция пользователя/Инструкция пользователя.docx
@@ -157,7 +157,7 @@
           <w:color w:val="000000"/>
           <w:sz w:val="26"/>
         </w:rPr>
-        <w:t>Версия документа: 1.2</w:t>
+        <w:t>Версия документа: 1.3</w:t>
       </w:r>
     </w:p>
     <w:p>
@@ -173,7 +173,7 @@
           <w:color w:val="000000"/>
           <w:sz w:val="26"/>
         </w:rPr>
-        <w:t>Дата: 21.10.2026</w:t>
+        <w:t>Дата: 22.10.2026</w:t>
       </w:r>
     </w:p>
     <w:p>
@@ -2047,7 +2047,7 @@
           <w:sz w:val="26"/>
         </w:rPr>
         <w:tab/>
-        <w:t>47</w:t>
+        <w:t>48</w:t>
       </w:r>
     </w:p>
     <w:p>
@@ -2171,7 +2171,7 @@
           <w:sz w:val="26"/>
         </w:rPr>
         <w:tab/>
-        <w:t>50</w:t>
+        <w:t>51</w:t>
       </w:r>
     </w:p>
     <w:p>
@@ -2346,7 +2346,7 @@
           <w:color w:val="000000"/>
           <w:sz w:val="26"/>
         </w:rPr>
-        <w:t>14.7. Проверить новый срок</w:t>
+        <w:t>14.7. Изменить срок при выданном праве и проверить результат</w:t>
       </w:r>
       <w:r>
         <w:rPr>
@@ -2388,7 +2388,7 @@
           <w:sz w:val="26"/>
         </w:rPr>
         <w:tab/>
-        <w:t>57</w:t>
+        <w:t>58</w:t>
       </w:r>
     </w:p>
     <w:p>
@@ -4028,7 +4028,7 @@
           <w:color w:val="000000"/>
           <w:sz w:val="28"/>
         </w:rPr>
-        <w:t xml:space="preserve">Прочитайте текст, прокрутив его до конца. </w:t>
+        <w:t xml:space="preserve">Прочитайте текст, прокрутив его до конца (1). Ход чтения показан полосой и процентом. </w:t>
       </w:r>
       <w:r>
         <w:rPr>
@@ -4187,7 +4187,7 @@
       <w:r>
         <w:drawing>
           <wp:inline xmlns:a="http://schemas.openxmlformats.org/drawingml/2006/main" xmlns:pic="http://schemas.openxmlformats.org/drawingml/2006/picture">
-            <wp:extent cx="5876544" cy="5047488"/>
+            <wp:extent cx="5940000" cy="5940000"/>
             <wp:docPr id="3" name="Picture 3"/>
             <wp:cNvGraphicFramePr>
               <a:graphicFrameLocks noChangeAspect="1"/>
@@ -4208,7 +4208,7 @@
                   <pic:spPr>
                     <a:xfrm>
                       <a:off x="0" y="0"/>
-                      <a:ext cx="5876544" cy="5047488"/>
+                      <a:ext cx="5940000" cy="5940000"/>
                     </a:xfrm>
                     <a:prstGeom prst="rect"/>
                   </pic:spPr>
@@ -13781,7 +13781,7 @@
           <w:color w:val="000000"/>
           <w:sz w:val="28"/>
         </w:rPr>
-        <w:t>«Продублировать»</w:t>
+        <w:t>«Продублировать / продлить»</w:t>
       </w:r>
       <w:r>
         <w:rPr>
@@ -13824,7 +13824,7 @@
       <w:r>
         <w:drawing>
           <wp:inline xmlns:a="http://schemas.openxmlformats.org/drawingml/2006/main" xmlns:pic="http://schemas.openxmlformats.org/drawingml/2006/picture">
-            <wp:extent cx="5940000" cy="3892247"/>
+            <wp:extent cx="5940000" cy="4112307"/>
             <wp:docPr id="45" name="Picture 45"/>
             <wp:cNvGraphicFramePr>
               <a:graphicFrameLocks noChangeAspect="1"/>
@@ -13845,7 +13845,7 @@
                   <pic:spPr>
                     <a:xfrm>
                       <a:off x="0" y="0"/>
-                      <a:ext cx="5940000" cy="3892247"/>
+                      <a:ext cx="5940000" cy="4112307"/>
                     </a:xfrm>
                     <a:prstGeom prst="rect"/>
                   </pic:spPr>
@@ -15788,7 +15788,7 @@
           <w:color w:val="000000"/>
           <w:sz w:val="28"/>
         </w:rPr>
-        <w:t>«Продублировать»</w:t>
+        <w:t>«Продублировать / продлить»</w:t>
       </w:r>
       <w:r>
         <w:rPr>
@@ -15871,7 +15871,7 @@
       <w:r>
         <w:drawing>
           <wp:inline xmlns:a="http://schemas.openxmlformats.org/drawingml/2006/main" xmlns:pic="http://schemas.openxmlformats.org/drawingml/2006/picture">
-            <wp:extent cx="5687568" cy="1700784"/>
+            <wp:extent cx="5940000" cy="674437"/>
             <wp:docPr id="49" name="Picture 49"/>
             <wp:cNvGraphicFramePr>
               <a:graphicFrameLocks noChangeAspect="1"/>
@@ -15892,7 +15892,7 @@
                   <pic:spPr>
                     <a:xfrm>
                       <a:off x="0" y="0"/>
-                      <a:ext cx="5687568" cy="1700784"/>
+                      <a:ext cx="5940000" cy="674437"/>
                     </a:xfrm>
                     <a:prstGeom prst="rect"/>
                   </pic:spPr>
@@ -15946,7 +15946,7 @@
           <w:color w:val="000000"/>
           <w:sz w:val="28"/>
         </w:rPr>
-        <w:t xml:space="preserve">Нажмите </w:t>
+        <w:t xml:space="preserve">После выбора срока </w:t>
       </w:r>
       <w:r>
         <w:rPr>
@@ -15956,27 +15956,17 @@
           <w:color w:val="000000"/>
           <w:sz w:val="28"/>
         </w:rPr>
-        <w:t>«Продублировать»</w:t>
-      </w:r>
-      <w:r>
-        <w:rPr>
-          <w:rFonts w:ascii="Times New Roman" w:hAnsi="Times New Roman" w:cs="Times New Roman" w:eastAsia="Times New Roman"/>
-          <w:b w:val="0"/>
-          <w:i w:val="0"/>
-          <w:color w:val="000000"/>
-          <w:sz w:val="28"/>
-        </w:rPr>
-        <w:t xml:space="preserve">. </w:t>
-      </w:r>
-      <w:r>
-        <w:rPr>
-          <w:rFonts w:ascii="Times New Roman" w:hAnsi="Times New Roman" w:cs="Times New Roman" w:eastAsia="Times New Roman"/>
-          <w:b/>
-          <w:i w:val="0"/>
-          <w:color w:val="000000"/>
-          <w:sz w:val="28"/>
-        </w:rPr>
-        <w:t>Содержимое заявки перенесётся в форму подачи.</w:t>
+        <w:t>содержимое заявки перенесётся в форму подачи</w:t>
+      </w:r>
+      <w:r>
+        <w:rPr>
+          <w:rFonts w:ascii="Times New Roman" w:hAnsi="Times New Roman" w:cs="Times New Roman" w:eastAsia="Times New Roman"/>
+          <w:b w:val="0"/>
+          <w:i w:val="0"/>
+          <w:color w:val="000000"/>
+          <w:sz w:val="28"/>
+        </w:rPr>
+        <w:t>. Создаётся новая заявка; срок исходной заявки не меняется.</w:t>
       </w:r>
     </w:p>
     <w:p>
@@ -17747,19 +17737,315 @@
           <w:color w:val="000000"/>
           <w:sz w:val="28"/>
         </w:rPr>
-        <w:t>14.7. Проверить новый срок</w:t>
-      </w:r>
-    </w:p>
-    <w:p>
-      <w:r>
-        <w:rPr>
-          <w:rFonts w:ascii="Times New Roman" w:hAnsi="Times New Roman" w:cs="Times New Roman" w:eastAsia="Times New Roman"/>
-          <w:b w:val="0"/>
-          <w:i w:val="0"/>
-          <w:color w:val="000000"/>
-          <w:sz w:val="28"/>
-        </w:rPr>
-        <w:t>Если бюро изменило срок, откройте свою заявку и проверьте даты нужного вложения, человека или машины. Индивидуальный срок может отличаться от общего; изменение одной записи не продлевает соседние. Если даты не соответствуют согласованным, сообщите номер заявки и нужные исправления в бюро пропусков.</w:t>
+        <w:t>14.7. Изменить срок при выданном праве и проверить результат</w:t>
+      </w:r>
+    </w:p>
+    <w:p>
+      <w:r>
+        <w:rPr>
+          <w:rFonts w:ascii="Times New Roman" w:hAnsi="Times New Roman" w:cs="Times New Roman" w:eastAsia="Times New Roman"/>
+          <w:b w:val="0"/>
+          <w:i w:val="0"/>
+          <w:color w:val="000000"/>
+          <w:sz w:val="28"/>
+        </w:rPr>
+        <w:t>В стандартном наборе прав заявителя изменения срока нет; само авторство заявки его не даёт. Администратор может выдать дополнительные права. Если нужной кнопки нет, обратитесь в бюро пропусков с номером заявки, новыми датами и причиной.</w:t>
+      </w:r>
+    </w:p>
+    <w:p>
+      <w:r>
+        <w:rPr>
+          <w:rFonts w:ascii="Times New Roman" w:hAnsi="Times New Roman" w:cs="Times New Roman" w:eastAsia="Times New Roman"/>
+          <w:b/>
+          <w:i w:val="0"/>
+          <w:color w:val="000000"/>
+          <w:sz w:val="28"/>
+        </w:rPr>
+        <w:t>Выдано право «Изменять сроки вложений заявки»:</w:t>
+      </w:r>
+    </w:p>
+    <w:p>
+      <w:pPr>
+        <w:spacing w:after="0" w:line="360" w:lineRule="auto"/>
+        <w:ind w:hanging="454" w:left="1134"/>
+        <w:jc w:val="both"/>
+      </w:pPr>
+      <w:r>
+        <w:rPr>
+          <w:rFonts w:ascii="Times New Roman" w:hAnsi="Times New Roman" w:cs="Times New Roman" w:eastAsia="Times New Roman"/>
+          <w:b w:val="0"/>
+          <w:i w:val="0"/>
+          <w:color w:val="000000"/>
+          <w:sz w:val="28"/>
+        </w:rPr>
+        <w:t>1.</w:t>
+        <w:tab/>
+      </w:r>
+      <w:r>
+        <w:rPr>
+          <w:rFonts w:ascii="Times New Roman" w:hAnsi="Times New Roman" w:cs="Times New Roman" w:eastAsia="Times New Roman"/>
+          <w:b w:val="0"/>
+          <w:i w:val="0"/>
+          <w:color w:val="000000"/>
+          <w:sz w:val="28"/>
+        </w:rPr>
+        <w:t>Откройте доступную заявку в состоянии «Непрочитано», «В обработке» или «В работе» и нажмите «Изменить срок». Состояние согласования также должно допускать изменение.</w:t>
+      </w:r>
+    </w:p>
+    <w:p>
+      <w:pPr>
+        <w:spacing w:after="0" w:line="360" w:lineRule="auto"/>
+        <w:ind w:hanging="454" w:left="1134"/>
+        <w:jc w:val="both"/>
+      </w:pPr>
+      <w:r>
+        <w:rPr>
+          <w:rFonts w:ascii="Times New Roman" w:hAnsi="Times New Roman" w:cs="Times New Roman" w:eastAsia="Times New Roman"/>
+          <w:b w:val="0"/>
+          <w:i w:val="0"/>
+          <w:color w:val="000000"/>
+          <w:sz w:val="28"/>
+        </w:rPr>
+        <w:t>2.</w:t>
+        <w:tab/>
+      </w:r>
+      <w:r>
+        <w:rPr>
+          <w:rFonts w:ascii="Times New Roman" w:hAnsi="Times New Roman" w:cs="Times New Roman" w:eastAsia="Times New Roman"/>
+          <w:b w:val="0"/>
+          <w:i w:val="0"/>
+          <w:color w:val="000000"/>
+          <w:sz w:val="28"/>
+        </w:rPr>
+        <w:t>Выберите нужные вложения, укажите даты и часы по Москве, затем причину. Не выбранные вложения не меняются.</w:t>
+      </w:r>
+    </w:p>
+    <w:p>
+      <w:pPr>
+        <w:spacing w:after="0" w:line="360" w:lineRule="auto"/>
+        <w:ind w:hanging="454" w:left="1134"/>
+        <w:jc w:val="both"/>
+      </w:pPr>
+      <w:r>
+        <w:rPr>
+          <w:rFonts w:ascii="Times New Roman" w:hAnsi="Times New Roman" w:cs="Times New Roman" w:eastAsia="Times New Roman"/>
+          <w:b w:val="0"/>
+          <w:i w:val="0"/>
+          <w:color w:val="000000"/>
+          <w:sz w:val="28"/>
+        </w:rPr>
+        <w:t>3.</w:t>
+        <w:tab/>
+      </w:r>
+      <w:r>
+        <w:rPr>
+          <w:rFonts w:ascii="Times New Roman" w:hAnsi="Times New Roman" w:cs="Times New Roman" w:eastAsia="Times New Roman"/>
+          <w:b w:val="0"/>
+          <w:i w:val="0"/>
+          <w:color w:val="000000"/>
+          <w:sz w:val="28"/>
+        </w:rPr>
+        <w:t>При наличии индивидуальных сроков оставьте их сохранение либо явно выберите замену. Проверьте состав изменений и подтвердите.</w:t>
+      </w:r>
+    </w:p>
+    <w:p>
+      <w:pPr>
+        <w:keepNext/>
+        <w:spacing w:before="120" w:after="40"/>
+        <w:ind w:firstLine="0"/>
+        <w:jc w:val="center"/>
+      </w:pPr>
+      <w:r>
+        <w:drawing>
+          <wp:inline xmlns:a="http://schemas.openxmlformats.org/drawingml/2006/main" xmlns:pic="http://schemas.openxmlformats.org/drawingml/2006/picture">
+            <wp:extent cx="5940000" cy="5532685"/>
+            <wp:docPr id="58" name="Picture 58"/>
+            <wp:cNvGraphicFramePr>
+              <a:graphicFrameLocks noChangeAspect="1"/>
+            </wp:cNvGraphicFramePr>
+            <a:graphic>
+              <a:graphicData uri="http://schemas.openxmlformats.org/drawingml/2006/picture">
+                <pic:pic>
+                  <pic:nvPicPr>
+                    <pic:cNvPr id="0" name="attachment-period-user-padded.png"/>
+                    <pic:cNvPicPr/>
+                  </pic:nvPicPr>
+                  <pic:blipFill>
+                    <a:blip r:embed="rId67"/>
+                    <a:stretch>
+                      <a:fillRect/>
+                    </a:stretch>
+                  </pic:blipFill>
+                  <pic:spPr>
+                    <a:xfrm>
+                      <a:off x="0" y="0"/>
+                      <a:ext cx="5940000" cy="5532685"/>
+                    </a:xfrm>
+                    <a:prstGeom prst="rect"/>
+                  </pic:spPr>
+                </pic:pic>
+              </a:graphicData>
+            </a:graphic>
+          </wp:inline>
+        </w:drawing>
+      </w:r>
+    </w:p>
+    <w:p>
+      <w:pPr>
+        <w:keepNext w:val="0"/>
+        <w:spacing w:line="240" w:lineRule="auto" w:before="40" w:after="200"/>
+        <w:ind w:firstLine="0"/>
+        <w:jc w:val="center"/>
+      </w:pPr>
+      <w:r>
+        <w:rPr>
+          <w:rFonts w:ascii="Times New Roman" w:hAnsi="Times New Roman" w:cs="Times New Roman" w:eastAsia="Times New Roman"/>
+          <w:b w:val="0"/>
+          <w:i/>
+          <w:color w:val="000000"/>
+          <w:sz w:val="24"/>
+        </w:rPr>
+        <w:t>Рисунок 14.8 — Изменение сроков выбранных вложений при выданном праве</w:t>
+      </w:r>
+    </w:p>
+    <w:p>
+      <w:r>
+        <w:rPr>
+          <w:rFonts w:ascii="Times New Roman" w:hAnsi="Times New Roman" w:cs="Times New Roman" w:eastAsia="Times New Roman"/>
+          <w:b/>
+          <w:i w:val="0"/>
+          <w:color w:val="000000"/>
+          <w:sz w:val="28"/>
+        </w:rPr>
+        <w:t>Выдано право «Изменять срок отдельного человека или машины»:</w:t>
+      </w:r>
+    </w:p>
+    <w:p>
+      <w:pPr>
+        <w:spacing w:after="0" w:line="360" w:lineRule="auto"/>
+        <w:ind w:hanging="454" w:left="1134"/>
+        <w:jc w:val="both"/>
+      </w:pPr>
+      <w:r>
+        <w:rPr>
+          <w:rFonts w:ascii="Times New Roman" w:hAnsi="Times New Roman" w:cs="Times New Roman" w:eastAsia="Times New Roman"/>
+          <w:b w:val="0"/>
+          <w:i w:val="0"/>
+          <w:color w:val="000000"/>
+          <w:sz w:val="28"/>
+        </w:rPr>
+        <w:t>1.</w:t>
+        <w:tab/>
+      </w:r>
+      <w:r>
+        <w:rPr>
+          <w:rFonts w:ascii="Times New Roman" w:hAnsi="Times New Roman" w:cs="Times New Roman" w:eastAsia="Times New Roman"/>
+          <w:b w:val="0"/>
+          <w:i w:val="0"/>
+          <w:color w:val="000000"/>
+          <w:sz w:val="28"/>
+        </w:rPr>
+        <w:t>В доступной заявке «В работе» откройте нужного человека или машину и нажмите «Изменить срок». Запись должна быть действующей.</w:t>
+      </w:r>
+    </w:p>
+    <w:p>
+      <w:pPr>
+        <w:spacing w:after="0" w:line="360" w:lineRule="auto"/>
+        <w:ind w:hanging="454" w:left="1134"/>
+        <w:jc w:val="both"/>
+      </w:pPr>
+      <w:r>
+        <w:rPr>
+          <w:rFonts w:ascii="Times New Roman" w:hAnsi="Times New Roman" w:cs="Times New Roman" w:eastAsia="Times New Roman"/>
+          <w:b w:val="0"/>
+          <w:i w:val="0"/>
+          <w:color w:val="000000"/>
+          <w:sz w:val="28"/>
+        </w:rPr>
+        <w:t>2.</w:t>
+        <w:tab/>
+      </w:r>
+      <w:r>
+        <w:rPr>
+          <w:rFonts w:ascii="Times New Roman" w:hAnsi="Times New Roman" w:cs="Times New Roman" w:eastAsia="Times New Roman"/>
+          <w:b w:val="0"/>
+          <w:i w:val="0"/>
+          <w:color w:val="000000"/>
+          <w:sz w:val="28"/>
+        </w:rPr>
+        <w:t>Задайте собственный срок либо выберите срок вложения, укажите причину и сохраните. Остальные записи не меняются.</w:t>
+      </w:r>
+    </w:p>
+    <w:p>
+      <w:pPr>
+        <w:keepNext/>
+        <w:spacing w:before="120" w:after="40"/>
+        <w:ind w:firstLine="0"/>
+        <w:jc w:val="center"/>
+      </w:pPr>
+      <w:r>
+        <w:drawing>
+          <wp:inline xmlns:a="http://schemas.openxmlformats.org/drawingml/2006/main" xmlns:pic="http://schemas.openxmlformats.org/drawingml/2006/picture">
+            <wp:extent cx="5940000" cy="5176285"/>
+            <wp:docPr id="59" name="Picture 59"/>
+            <wp:cNvGraphicFramePr>
+              <a:graphicFrameLocks noChangeAspect="1"/>
+            </wp:cNvGraphicFramePr>
+            <a:graphic>
+              <a:graphicData uri="http://schemas.openxmlformats.org/drawingml/2006/picture">
+                <pic:pic>
+                  <pic:nvPicPr>
+                    <pic:cNvPr id="0" name="period-user-padded.png"/>
+                    <pic:cNvPicPr/>
+                  </pic:nvPicPr>
+                  <pic:blipFill>
+                    <a:blip r:embed="rId68"/>
+                    <a:stretch>
+                      <a:fillRect/>
+                    </a:stretch>
+                  </pic:blipFill>
+                  <pic:spPr>
+                    <a:xfrm>
+                      <a:off x="0" y="0"/>
+                      <a:ext cx="5940000" cy="5176285"/>
+                    </a:xfrm>
+                    <a:prstGeom prst="rect"/>
+                  </pic:spPr>
+                </pic:pic>
+              </a:graphicData>
+            </a:graphic>
+          </wp:inline>
+        </w:drawing>
+      </w:r>
+    </w:p>
+    <w:p>
+      <w:pPr>
+        <w:keepNext w:val="0"/>
+        <w:spacing w:line="240" w:lineRule="auto" w:before="40" w:after="200"/>
+        <w:ind w:firstLine="0"/>
+        <w:jc w:val="center"/>
+      </w:pPr>
+      <w:r>
+        <w:rPr>
+          <w:rFonts w:ascii="Times New Roman" w:hAnsi="Times New Roman" w:cs="Times New Roman" w:eastAsia="Times New Roman"/>
+          <w:b w:val="0"/>
+          <w:i/>
+          <w:color w:val="000000"/>
+          <w:sz w:val="24"/>
+        </w:rPr>
+        <w:t>Рисунок 14.9 — Индивидуальный срок при выданном праве</w:t>
+      </w:r>
+    </w:p>
+    <w:p>
+      <w:r>
+        <w:rPr>
+          <w:rFonts w:ascii="Times New Roman" w:hAnsi="Times New Roman" w:cs="Times New Roman" w:eastAsia="Times New Roman"/>
+          <w:b w:val="0"/>
+          <w:i w:val="0"/>
+          <w:color w:val="000000"/>
+          <w:sz w:val="28"/>
+        </w:rPr>
+        <w:t>После изменения вами или бюро проверьте даты вложения и отдельных людей/машин. Индивидуальный срок может отличаться от общего. Голоса согласующих сохраняются; причина и автор доступны в истории. Изменение срока не восстанавливает завершённую, отозванную, архивную или удалённую запись.</w:t>
       </w:r>
     </w:p>
     <w:p>
@@ -17955,6 +18241,132 @@
                 <w:sz w:val="24"/>
               </w:rPr>
               <w:t>Навести указатель на кнопку: система назовёт поле. Проверить бланки по очереди</w:t>
+            </w:r>
+          </w:p>
+        </w:tc>
+      </w:tr>
+    </w:tbl>
+    <w:p>
+      <w:pPr>
+        <w:spacing w:after="0" w:line="240" w:lineRule="auto"/>
+        <w:ind w:firstLine="0"/>
+      </w:pPr>
+      <w:r>
+        <w:rPr>
+          <w:rFonts w:ascii="Times New Roman" w:hAnsi="Times New Roman" w:cs="Times New Roman" w:eastAsia="Times New Roman"/>
+          <w:b w:val="0"/>
+          <w:i w:val="0"/>
+          <w:color w:val="000000"/>
+          <w:sz w:val="12"/>
+        </w:rPr>
+      </w:r>
+    </w:p>
+    <w:p>
+      <w:pPr>
+        <w:keepNext/>
+        <w:spacing w:line="240" w:lineRule="auto" w:before="160" w:after="80"/>
+        <w:ind w:firstLine="0"/>
+        <w:jc w:val="left"/>
+      </w:pPr>
+      <w:r>
+        <w:rPr>
+          <w:rFonts w:ascii="Times New Roman" w:hAnsi="Times New Roman" w:cs="Times New Roman" w:eastAsia="Times New Roman"/>
+          <w:b w:val="0"/>
+          <w:i/>
+          <w:color w:val="000000"/>
+          <w:sz w:val="24"/>
+        </w:rPr>
+        <w:t>Продолжение таблицы 15.1</w:t>
+      </w:r>
+    </w:p>
+    <w:tbl>
+      <w:tblPr>
+        <w:tblStyle w:val="TableGrid"/>
+        <w:tblW w:type="auto" w:w="0"/>
+        <w:jc w:val="center"/>
+        <w:tblLayout w:type="fixed"/>
+        <w:tblLook w:firstColumn="1" w:firstRow="1" w:lastColumn="0" w:lastRow="0" w:noHBand="0" w:noVBand="1" w:val="04A0"/>
+        <w:tblLayout w:type="fixed"/>
+      </w:tblPr>
+      <w:tblGrid>
+        <w:gridCol w:w="1984"/>
+        <w:gridCol w:w="3409"/>
+        <w:gridCol w:w="3962"/>
+      </w:tblGrid>
+      <w:tr>
+        <w:trPr>
+          <w:tblHeader w:val="true"/>
+          <w:cantSplit w:val="true"/>
+        </w:trPr>
+        <w:tc>
+          <w:tcPr>
+            <w:tcW w:type="dxa" w:w="1984"/>
+            <w:shd w:val="clear" w:fill="E8E8E8"/>
+          </w:tcPr>
+          <w:p>
+            <w:pPr>
+              <w:keepNext/>
+              <w:spacing w:line="240" w:lineRule="auto" w:after="0"/>
+              <w:ind w:firstLine="0"/>
+              <w:jc w:val="left"/>
+            </w:pPr>
+            <w:r>
+              <w:rPr>
+                <w:rFonts w:ascii="Times New Roman" w:hAnsi="Times New Roman" w:cs="Times New Roman" w:eastAsia="Times New Roman"/>
+                <w:b/>
+                <w:i w:val="0"/>
+                <w:color w:val="000000"/>
+                <w:sz w:val="24"/>
+              </w:rPr>
+              <w:t>Что случилось</w:t>
+            </w:r>
+          </w:p>
+        </w:tc>
+        <w:tc>
+          <w:tcPr>
+            <w:tcW w:type="dxa" w:w="3408"/>
+            <w:shd w:val="clear" w:fill="E8E8E8"/>
+          </w:tcPr>
+          <w:p>
+            <w:pPr>
+              <w:keepNext/>
+              <w:spacing w:line="240" w:lineRule="auto" w:after="0"/>
+              <w:ind w:firstLine="0"/>
+              <w:jc w:val="left"/>
+            </w:pPr>
+            <w:r>
+              <w:rPr>
+                <w:rFonts w:ascii="Times New Roman" w:hAnsi="Times New Roman" w:cs="Times New Roman" w:eastAsia="Times New Roman"/>
+                <w:b/>
+                <w:i w:val="0"/>
+                <w:color w:val="000000"/>
+                <w:sz w:val="24"/>
+              </w:rPr>
+              <w:t>Что это значит</w:t>
+            </w:r>
+          </w:p>
+        </w:tc>
+        <w:tc>
+          <w:tcPr>
+            <w:tcW w:type="dxa" w:w="3962"/>
+            <w:shd w:val="clear" w:fill="E8E8E8"/>
+          </w:tcPr>
+          <w:p>
+            <w:pPr>
+              <w:keepNext/>
+              <w:spacing w:line="240" w:lineRule="auto" w:after="0"/>
+              <w:ind w:firstLine="0"/>
+              <w:jc w:val="left"/>
+            </w:pPr>
+            <w:r>
+              <w:rPr>
+                <w:rFonts w:ascii="Times New Roman" w:hAnsi="Times New Roman" w:cs="Times New Roman" w:eastAsia="Times New Roman"/>
+                <w:b/>
+                <w:i w:val="0"/>
+                <w:color w:val="000000"/>
+                <w:sz w:val="24"/>
+              </w:rPr>
+              <w:t>Что делать</w:t>
             </w:r>
           </w:p>
         </w:tc>
@@ -19009,6 +19421,89 @@
                 <w:sz w:val="24"/>
               </w:rPr>
               <w:t>Шаги ограничены действиями заявителя; добавлены файлы-черновики и собственная смена пароля, уточнены запрос согласия и проверка изменённых сроков.</w:t>
+            </w:r>
+          </w:p>
+        </w:tc>
+        <w:tc>
+          <w:tcPr>
+            <w:tcW w:type="dxa" w:w="850"/>
+          </w:tcPr>
+          <w:p>
+            <w:pPr>
+              <w:spacing w:line="240" w:lineRule="auto" w:after="0"/>
+              <w:ind w:firstLine="0"/>
+              <w:jc w:val="left"/>
+            </w:pPr>
+          </w:p>
+        </w:tc>
+      </w:tr>
+      <w:tr>
+        <w:trPr>
+          <w:cantSplit w:val="true"/>
+        </w:trPr>
+        <w:tc>
+          <w:tcPr>
+            <w:tcW w:type="dxa" w:w="1134"/>
+          </w:tcPr>
+          <w:p>
+            <w:pPr>
+              <w:spacing w:line="240" w:lineRule="auto" w:after="0"/>
+              <w:ind w:firstLine="0"/>
+              <w:jc w:val="left"/>
+            </w:pPr>
+            <w:r>
+              <w:rPr>
+                <w:rFonts w:ascii="Times New Roman" w:hAnsi="Times New Roman" w:cs="Times New Roman" w:eastAsia="Times New Roman"/>
+                <w:b w:val="0"/>
+                <w:i w:val="0"/>
+                <w:color w:val="000000"/>
+                <w:sz w:val="24"/>
+              </w:rPr>
+              <w:t>1.3</w:t>
+            </w:r>
+          </w:p>
+        </w:tc>
+        <w:tc>
+          <w:tcPr>
+            <w:tcW w:type="dxa" w:w="1701"/>
+          </w:tcPr>
+          <w:p>
+            <w:pPr>
+              <w:spacing w:line="240" w:lineRule="auto" w:after="0"/>
+              <w:ind w:firstLine="0"/>
+              <w:jc w:val="left"/>
+            </w:pPr>
+            <w:r>
+              <w:rPr>
+                <w:rFonts w:ascii="Times New Roman" w:hAnsi="Times New Roman" w:cs="Times New Roman" w:eastAsia="Times New Roman"/>
+                <w:b w:val="0"/>
+                <w:i w:val="0"/>
+                <w:color w:val="000000"/>
+                <w:sz w:val="24"/>
+              </w:rPr>
+              <w:t>22.10.2026</w:t>
+            </w:r>
+          </w:p>
+        </w:tc>
+        <w:tc>
+          <w:tcPr>
+            <w:tcW w:type="dxa" w:w="5669"/>
+          </w:tcPr>
+          <w:p>
+            <w:pPr>
+              <w:spacing w:line="240" w:lineRule="auto" w:after="0"/>
+              <w:ind w:firstLine="0"/>
+              <w:jc w:val="left"/>
+            </w:pPr>
+            <w:r>
+              <w:rPr>
+                <w:rFonts w:ascii="Times New Roman" w:hAnsi="Times New Roman" w:cs="Times New Roman" w:eastAsia="Times New Roman"/>
+                <w:b w:val="0"/>
+                <w:i w:val="0"/>
+                <w:color w:val="000000"/>
+                <w:sz w:val="24"/>
+              </w:rPr>
+              <w:t>Уточнены дополнительные права изменения сроков, шаги повторной подачи заявки, окно согласия и обсуждение; исправлены подписи действий и выноски.</w:t>
             </w:r>
           </w:p>
         </w:tc>

--- a/Документация/Инструкция пользователя/Инструкция пользователя.docx
+++ b/Документация/Инструкция пользователя/Инструкция пользователя.docx
@@ -157,7 +157,7 @@
           <w:color w:val="000000"/>
           <w:sz w:val="26"/>
         </w:rPr>
-        <w:t>Версия документа: 1.3</w:t>
+        <w:t>Версия документа: 1.4</w:t>
       </w:r>
     </w:p>
     <w:p>
@@ -173,7 +173,7 @@
           <w:color w:val="000000"/>
           <w:sz w:val="26"/>
         </w:rPr>
-        <w:t>Дата: 22.10.2026</w:t>
+        <w:t>Дата: 30.10.2026</w:t>
       </w:r>
     </w:p>
     <w:p>
@@ -13751,7 +13751,7 @@
           <w:color w:val="000000"/>
           <w:sz w:val="28"/>
         </w:rPr>
-        <w:t xml:space="preserve">В карточке автора заявки три кнопки: </w:t>
+        <w:t xml:space="preserve">На широком экране в карточке автора заявки три кнопки: </w:t>
       </w:r>
       <w:r>
         <w:rPr>
@@ -13812,6 +13812,110 @@
           <w:sz w:val="28"/>
         </w:rPr>
         <w:t xml:space="preserve"> (3) - отменить заявку, раздел 11.</w:t>
+      </w:r>
+    </w:p>
+    <w:p>
+      <w:r>
+        <w:rPr>
+          <w:rFonts w:ascii="Times New Roman" w:hAnsi="Times New Roman" w:cs="Times New Roman" w:eastAsia="Times New Roman"/>
+          <w:b w:val="0"/>
+          <w:i w:val="0"/>
+          <w:color w:val="000000"/>
+          <w:sz w:val="28"/>
+        </w:rPr>
+        <w:t xml:space="preserve">Если ширины карточки недостаточно, откройте меню </w:t>
+      </w:r>
+      <w:r>
+        <w:rPr>
+          <w:rFonts w:ascii="Times New Roman" w:hAnsi="Times New Roman" w:cs="Times New Roman" w:eastAsia="Times New Roman"/>
+          <w:b/>
+          <w:i w:val="0"/>
+          <w:color w:val="000000"/>
+          <w:sz w:val="28"/>
+        </w:rPr>
+        <w:t>«Действия»</w:t>
+      </w:r>
+      <w:r>
+        <w:rPr>
+          <w:rFonts w:ascii="Times New Roman" w:hAnsi="Times New Roman" w:cs="Times New Roman" w:eastAsia="Times New Roman"/>
+          <w:b w:val="0"/>
+          <w:i w:val="0"/>
+          <w:color w:val="000000"/>
+          <w:sz w:val="28"/>
+        </w:rPr>
+        <w:t xml:space="preserve">: в нём находятся доступные команды, включая </w:t>
+      </w:r>
+      <w:r>
+        <w:rPr>
+          <w:rFonts w:ascii="Times New Roman" w:hAnsi="Times New Roman" w:cs="Times New Roman" w:eastAsia="Times New Roman"/>
+          <w:b/>
+          <w:i w:val="0"/>
+          <w:color w:val="000000"/>
+          <w:sz w:val="28"/>
+        </w:rPr>
+        <w:t>«Продублировать / продлить»</w:t>
+      </w:r>
+      <w:r>
+        <w:rPr>
+          <w:rFonts w:ascii="Times New Roman" w:hAnsi="Times New Roman" w:cs="Times New Roman" w:eastAsia="Times New Roman"/>
+          <w:b w:val="0"/>
+          <w:i w:val="0"/>
+          <w:color w:val="000000"/>
+          <w:sz w:val="28"/>
+        </w:rPr>
+        <w:t xml:space="preserve">. В списке заявок на планшете скачивание может обозначаться только значком с подсказкой </w:t>
+      </w:r>
+      <w:r>
+        <w:rPr>
+          <w:rFonts w:ascii="Times New Roman" w:hAnsi="Times New Roman" w:cs="Times New Roman" w:eastAsia="Times New Roman"/>
+          <w:b/>
+          <w:i w:val="0"/>
+          <w:color w:val="000000"/>
+          <w:sz w:val="28"/>
+        </w:rPr>
+        <w:t>«Скачать»</w:t>
+      </w:r>
+      <w:r>
+        <w:rPr>
+          <w:rFonts w:ascii="Times New Roman" w:hAnsi="Times New Roman" w:cs="Times New Roman" w:eastAsia="Times New Roman"/>
+          <w:b w:val="0"/>
+          <w:i w:val="0"/>
+          <w:color w:val="000000"/>
+          <w:sz w:val="28"/>
+        </w:rPr>
+        <w:t>.</w:t>
+      </w:r>
+    </w:p>
+    <w:p>
+      <w:r>
+        <w:rPr>
+          <w:rFonts w:ascii="Times New Roman" w:hAnsi="Times New Roman" w:cs="Times New Roman" w:eastAsia="Times New Roman"/>
+          <w:b w:val="0"/>
+          <w:i w:val="0"/>
+          <w:color w:val="000000"/>
+          <w:sz w:val="28"/>
+        </w:rPr>
+        <w:t xml:space="preserve">У скачанного приложенного файла на пять минут появляется </w:t>
+      </w:r>
+      <w:r>
+        <w:rPr>
+          <w:rFonts w:ascii="Times New Roman" w:hAnsi="Times New Roman" w:cs="Times New Roman" w:eastAsia="Times New Roman"/>
+          <w:b/>
+          <w:i w:val="0"/>
+          <w:color w:val="000000"/>
+          <w:sz w:val="28"/>
+        </w:rPr>
+        <w:t>«Скачан»</w:t>
+      </w:r>
+      <w:r>
+        <w:rPr>
+          <w:rFonts w:ascii="Times New Roman" w:hAnsi="Times New Roman" w:cs="Times New Roman" w:eastAsia="Times New Roman"/>
+          <w:b w:val="0"/>
+          <w:i w:val="0"/>
+          <w:color w:val="000000"/>
+          <w:sz w:val="28"/>
+        </w:rPr>
+        <w:t>. После перезагрузки страницы пометка исчезает; это не постоянная история.</w:t>
       </w:r>
     </w:p>
     <w:p>
@@ -14079,6 +14183,132 @@
                 <w:sz w:val="24"/>
               </w:rPr>
               <w:t>Ждать</w:t>
+            </w:r>
+          </w:p>
+        </w:tc>
+      </w:tr>
+    </w:tbl>
+    <w:p>
+      <w:pPr>
+        <w:spacing w:after="0" w:line="240" w:lineRule="auto"/>
+        <w:ind w:firstLine="0"/>
+      </w:pPr>
+      <w:r>
+        <w:rPr>
+          <w:rFonts w:ascii="Times New Roman" w:hAnsi="Times New Roman" w:cs="Times New Roman" w:eastAsia="Times New Roman"/>
+          <w:b w:val="0"/>
+          <w:i w:val="0"/>
+          <w:color w:val="000000"/>
+          <w:sz w:val="12"/>
+        </w:rPr>
+      </w:r>
+    </w:p>
+    <w:p>
+      <w:pPr>
+        <w:keepNext/>
+        <w:spacing w:line="240" w:lineRule="auto" w:before="160" w:after="80"/>
+        <w:ind w:firstLine="0"/>
+        <w:jc w:val="left"/>
+      </w:pPr>
+      <w:r>
+        <w:rPr>
+          <w:rFonts w:ascii="Times New Roman" w:hAnsi="Times New Roman" w:cs="Times New Roman" w:eastAsia="Times New Roman"/>
+          <w:b w:val="0"/>
+          <w:i/>
+          <w:color w:val="000000"/>
+          <w:sz w:val="24"/>
+        </w:rPr>
+        <w:t>Продолжение таблицы 8.1</w:t>
+      </w:r>
+    </w:p>
+    <w:tbl>
+      <w:tblPr>
+        <w:tblStyle w:val="TableGrid"/>
+        <w:tblW w:type="auto" w:w="0"/>
+        <w:jc w:val="center"/>
+        <w:tblLayout w:type="fixed"/>
+        <w:tblLook w:firstColumn="1" w:firstRow="1" w:lastColumn="0" w:lastRow="0" w:noHBand="0" w:noVBand="1" w:val="04A0"/>
+        <w:tblLayout w:type="fixed"/>
+      </w:tblPr>
+      <w:tblGrid>
+        <w:gridCol w:w="1843"/>
+        <w:gridCol w:w="3529"/>
+        <w:gridCol w:w="3984"/>
+      </w:tblGrid>
+      <w:tr>
+        <w:trPr>
+          <w:tblHeader w:val="true"/>
+          <w:cantSplit w:val="true"/>
+        </w:trPr>
+        <w:tc>
+          <w:tcPr>
+            <w:tcW w:type="dxa" w:w="1843"/>
+            <w:shd w:val="clear" w:fill="E8E8E8"/>
+          </w:tcPr>
+          <w:p>
+            <w:pPr>
+              <w:keepNext/>
+              <w:spacing w:line="240" w:lineRule="auto" w:after="0"/>
+              <w:ind w:firstLine="0"/>
+              <w:jc w:val="left"/>
+            </w:pPr>
+            <w:r>
+              <w:rPr>
+                <w:rFonts w:ascii="Times New Roman" w:hAnsi="Times New Roman" w:cs="Times New Roman" w:eastAsia="Times New Roman"/>
+                <w:b/>
+                <w:i w:val="0"/>
+                <w:color w:val="000000"/>
+                <w:sz w:val="24"/>
+              </w:rPr>
+              <w:t>Состояние</w:t>
+            </w:r>
+          </w:p>
+        </w:tc>
+        <w:tc>
+          <w:tcPr>
+            <w:tcW w:type="dxa" w:w="3528"/>
+            <w:shd w:val="clear" w:fill="E8E8E8"/>
+          </w:tcPr>
+          <w:p>
+            <w:pPr>
+              <w:keepNext/>
+              <w:spacing w:line="240" w:lineRule="auto" w:after="0"/>
+              <w:ind w:firstLine="0"/>
+              <w:jc w:val="left"/>
+            </w:pPr>
+            <w:r>
+              <w:rPr>
+                <w:rFonts w:ascii="Times New Roman" w:hAnsi="Times New Roman" w:cs="Times New Roman" w:eastAsia="Times New Roman"/>
+                <w:b/>
+                <w:i w:val="0"/>
+                <w:color w:val="000000"/>
+                <w:sz w:val="24"/>
+              </w:rPr>
+              <w:t>Что это значит</w:t>
+            </w:r>
+          </w:p>
+        </w:tc>
+        <w:tc>
+          <w:tcPr>
+            <w:tcW w:type="dxa" w:w="3984"/>
+            <w:shd w:val="clear" w:fill="E8E8E8"/>
+          </w:tcPr>
+          <w:p>
+            <w:pPr>
+              <w:keepNext/>
+              <w:spacing w:line="240" w:lineRule="auto" w:after="0"/>
+              <w:ind w:firstLine="0"/>
+              <w:jc w:val="left"/>
+            </w:pPr>
+            <w:r>
+              <w:rPr>
+                <w:rFonts w:ascii="Times New Roman" w:hAnsi="Times New Roman" w:cs="Times New Roman" w:eastAsia="Times New Roman"/>
+                <w:b/>
+                <w:i w:val="0"/>
+                <w:color w:val="000000"/>
+                <w:sz w:val="24"/>
+              </w:rPr>
+              <w:t>Что делать</w:t>
             </w:r>
           </w:p>
         </w:tc>
@@ -16645,6 +16875,16 @@
         </w:rPr>
         <w:t>Система покажет найденное по разделам.</w:t>
       </w:r>
+      <w:r>
+        <w:rPr>
+          <w:rFonts w:ascii="Times New Roman" w:hAnsi="Times New Roman" w:cs="Times New Roman" w:eastAsia="Times New Roman"/>
+          <w:b w:val="0"/>
+          <w:i w:val="0"/>
+          <w:color w:val="000000"/>
+          <w:sz w:val="28"/>
+        </w:rPr>
+        <w:t xml:space="preserve"> Нажмите найденную заявку: она откроется в вашем личном кабинете.</w:t>
+      </w:r>
     </w:p>
     <w:p>
       <w:pPr>
@@ -17221,7 +17461,7 @@
           <w:color w:val="000000"/>
           <w:sz w:val="28"/>
         </w:rPr>
-        <w:t xml:space="preserve">Кнопка </w:t>
+        <w:t xml:space="preserve">Нажмите </w:t>
       </w:r>
       <w:r>
         <w:rPr>
@@ -17261,7 +17501,119 @@
           <w:color w:val="000000"/>
           <w:sz w:val="28"/>
         </w:rPr>
-        <w:t xml:space="preserve"> проводит по системе и показывает, где что находится, Рисунок 14.5. Пройти можно сколько угодно раз, выйти - клавишей Esc.</w:t>
+        <w:t xml:space="preserve"> и выберите доступный тур. В окне запуска нажмите </w:t>
+      </w:r>
+      <w:r>
+        <w:rPr>
+          <w:rFonts w:ascii="Times New Roman" w:hAnsi="Times New Roman" w:cs="Times New Roman" w:eastAsia="Times New Roman"/>
+          <w:b/>
+          <w:i w:val="0"/>
+          <w:color w:val="000000"/>
+          <w:sz w:val="28"/>
+        </w:rPr>
+        <w:t>«Пройти сначала»</w:t>
+      </w:r>
+      <w:r>
+        <w:rPr>
+          <w:rFonts w:ascii="Times New Roman" w:hAnsi="Times New Roman" w:cs="Times New Roman" w:eastAsia="Times New Roman"/>
+          <w:b w:val="0"/>
+          <w:i w:val="0"/>
+          <w:color w:val="000000"/>
+          <w:sz w:val="28"/>
+        </w:rPr>
+        <w:t xml:space="preserve"> или </w:t>
+      </w:r>
+      <w:r>
+        <w:rPr>
+          <w:rFonts w:ascii="Times New Roman" w:hAnsi="Times New Roman" w:cs="Times New Roman" w:eastAsia="Times New Roman"/>
+          <w:b/>
+          <w:i w:val="0"/>
+          <w:color w:val="000000"/>
+          <w:sz w:val="28"/>
+        </w:rPr>
+        <w:t>«Продолжить обучение»</w:t>
+      </w:r>
+      <w:r>
+        <w:rPr>
+          <w:rFonts w:ascii="Times New Roman" w:hAnsi="Times New Roman" w:cs="Times New Roman" w:eastAsia="Times New Roman"/>
+          <w:b w:val="0"/>
+          <w:i w:val="0"/>
+          <w:color w:val="000000"/>
+          <w:sz w:val="28"/>
+        </w:rPr>
+        <w:t xml:space="preserve">, если место остановки сохранено. Для отдельной главы выберите её и нажмите </w:t>
+      </w:r>
+      <w:r>
+        <w:rPr>
+          <w:rFonts w:ascii="Times New Roman" w:hAnsi="Times New Roman" w:cs="Times New Roman" w:eastAsia="Times New Roman"/>
+          <w:b/>
+          <w:i w:val="0"/>
+          <w:color w:val="000000"/>
+          <w:sz w:val="28"/>
+        </w:rPr>
+        <w:t>«Начать с раздела»</w:t>
+      </w:r>
+      <w:r>
+        <w:rPr>
+          <w:rFonts w:ascii="Times New Roman" w:hAnsi="Times New Roman" w:cs="Times New Roman" w:eastAsia="Times New Roman"/>
+          <w:b w:val="0"/>
+          <w:i w:val="0"/>
+          <w:color w:val="000000"/>
+          <w:sz w:val="28"/>
+        </w:rPr>
+        <w:t>: такой просмотр не засчитывает весь тур.</w:t>
+      </w:r>
+    </w:p>
+    <w:p>
+      <w:r>
+        <w:rPr>
+          <w:rFonts w:ascii="Times New Roman" w:hAnsi="Times New Roman" w:cs="Times New Roman" w:eastAsia="Times New Roman"/>
+          <w:b w:val="0"/>
+          <w:i w:val="0"/>
+          <w:color w:val="000000"/>
+          <w:sz w:val="28"/>
+        </w:rPr>
+        <w:t xml:space="preserve">Переходите кнопками подсказки; на клавиатуре выйти можно клавишей Esc. Если появилось </w:t>
+      </w:r>
+      <w:r>
+        <w:rPr>
+          <w:rFonts w:ascii="Times New Roman" w:hAnsi="Times New Roman" w:cs="Times New Roman" w:eastAsia="Times New Roman"/>
+          <w:b/>
+          <w:i w:val="0"/>
+          <w:color w:val="000000"/>
+          <w:sz w:val="28"/>
+        </w:rPr>
+        <w:t>«Не удалось открыть шаг»</w:t>
+      </w:r>
+      <w:r>
+        <w:rPr>
+          <w:rFonts w:ascii="Times New Roman" w:hAnsi="Times New Roman" w:cs="Times New Roman" w:eastAsia="Times New Roman"/>
+          <w:b w:val="0"/>
+          <w:i w:val="0"/>
+          <w:color w:val="000000"/>
+          <w:sz w:val="28"/>
+        </w:rPr>
+        <w:t xml:space="preserve">, нажмите </w:t>
+      </w:r>
+      <w:r>
+        <w:rPr>
+          <w:rFonts w:ascii="Times New Roman" w:hAnsi="Times New Roman" w:cs="Times New Roman" w:eastAsia="Times New Roman"/>
+          <w:b/>
+          <w:i w:val="0"/>
+          <w:color w:val="000000"/>
+          <w:sz w:val="28"/>
+        </w:rPr>
+        <w:t>«Повторить»</w:t>
+      </w:r>
+      <w:r>
+        <w:rPr>
+          <w:rFonts w:ascii="Times New Roman" w:hAnsi="Times New Roman" w:cs="Times New Roman" w:eastAsia="Times New Roman"/>
+          <w:b w:val="0"/>
+          <w:i w:val="0"/>
+          <w:color w:val="000000"/>
+          <w:sz w:val="28"/>
+        </w:rPr>
+        <w:t xml:space="preserve"> или закройте обучение с сохранением прогресса. Окно, открытое поверх подсказки, временно получает управление; закройте его, чтобы вернуться к обучению. Пройти тур повторно можно в любое время, Рисунок 14.5.</w:t>
       </w:r>
     </w:p>
     <w:p>
@@ -17274,7 +17626,7 @@
       <w:r>
         <w:drawing>
           <wp:inline xmlns:a="http://schemas.openxmlformats.org/drawingml/2006/main" xmlns:pic="http://schemas.openxmlformats.org/drawingml/2006/picture">
-            <wp:extent cx="5940000" cy="3892247"/>
+            <wp:extent cx="5940000" cy="3890699"/>
             <wp:docPr id="55" name="Picture 55"/>
             <wp:cNvGraphicFramePr>
               <a:graphicFrameLocks noChangeAspect="1"/>
@@ -17295,7 +17647,7 @@
                   <pic:spPr>
                     <a:xfrm>
                       <a:off x="0" y="0"/>
-                      <a:ext cx="5940000" cy="3892247"/>
+                      <a:ext cx="5940000" cy="3890699"/>
                     </a:xfrm>
                     <a:prstGeom prst="rect"/>
                   </pic:spPr>
@@ -17322,6 +17674,58 @@
           <w:sz w:val="24"/>
         </w:rPr>
         <w:t>Рисунок 14.5 — Обучение</w:t>
+      </w:r>
+    </w:p>
+    <w:p>
+      <w:r>
+        <w:rPr>
+          <w:rFonts w:ascii="Times New Roman" w:hAnsi="Times New Roman" w:cs="Times New Roman" w:eastAsia="Times New Roman"/>
+          <w:b w:val="0"/>
+          <w:i w:val="0"/>
+          <w:color w:val="000000"/>
+          <w:sz w:val="28"/>
+        </w:rPr>
+        <w:t xml:space="preserve">На телефоне или планшете нажмите </w:t>
+      </w:r>
+      <w:r>
+        <w:rPr>
+          <w:rFonts w:ascii="Times New Roman" w:hAnsi="Times New Roman" w:cs="Times New Roman" w:eastAsia="Times New Roman"/>
+          <w:b/>
+          <w:i w:val="0"/>
+          <w:color w:val="000000"/>
+          <w:sz w:val="28"/>
+        </w:rPr>
+        <w:t>«Подробнее»</w:t>
+      </w:r>
+      <w:r>
+        <w:rPr>
+          <w:rFonts w:ascii="Times New Roman" w:hAnsi="Times New Roman" w:cs="Times New Roman" w:eastAsia="Times New Roman"/>
+          <w:b w:val="0"/>
+          <w:i w:val="0"/>
+          <w:color w:val="000000"/>
+          <w:sz w:val="28"/>
+        </w:rPr>
+        <w:t xml:space="preserve">, если эта кнопка показана, чтобы раскрыть полное описание в той же подсказке. </w:t>
+      </w:r>
+      <w:r>
+        <w:rPr>
+          <w:rFonts w:ascii="Times New Roman" w:hAnsi="Times New Roman" w:cs="Times New Roman" w:eastAsia="Times New Roman"/>
+          <w:b/>
+          <w:i w:val="0"/>
+          <w:color w:val="000000"/>
+          <w:sz w:val="28"/>
+        </w:rPr>
+        <w:t>«Свернуть»</w:t>
+      </w:r>
+      <w:r>
+        <w:rPr>
+          <w:rFonts w:ascii="Times New Roman" w:hAnsi="Times New Roman" w:cs="Times New Roman" w:eastAsia="Times New Roman"/>
+          <w:b w:val="0"/>
+          <w:i w:val="0"/>
+          <w:color w:val="000000"/>
+          <w:sz w:val="28"/>
+        </w:rPr>
+        <w:t xml:space="preserve"> возвращает компактный вид.</w:t>
       </w:r>
     </w:p>
     <w:p>
@@ -19504,6 +19908,89 @@
                 <w:sz w:val="24"/>
               </w:rPr>
               <w:t>Уточнены дополнительные права изменения сроков, шаги повторной подачи заявки, окно согласия и обсуждение; исправлены подписи действий и выноски.</w:t>
+            </w:r>
+          </w:p>
+        </w:tc>
+        <w:tc>
+          <w:tcPr>
+            <w:tcW w:type="dxa" w:w="850"/>
+          </w:tcPr>
+          <w:p>
+            <w:pPr>
+              <w:spacing w:line="240" w:lineRule="auto" w:after="0"/>
+              <w:ind w:firstLine="0"/>
+              <w:jc w:val="left"/>
+            </w:pPr>
+          </w:p>
+        </w:tc>
+      </w:tr>
+      <w:tr>
+        <w:trPr>
+          <w:cantSplit w:val="true"/>
+        </w:trPr>
+        <w:tc>
+          <w:tcPr>
+            <w:tcW w:type="dxa" w:w="1134"/>
+          </w:tcPr>
+          <w:p>
+            <w:pPr>
+              <w:spacing w:line="240" w:lineRule="auto" w:after="0"/>
+              <w:ind w:firstLine="0"/>
+              <w:jc w:val="left"/>
+            </w:pPr>
+            <w:r>
+              <w:rPr>
+                <w:rFonts w:ascii="Times New Roman" w:hAnsi="Times New Roman" w:cs="Times New Roman" w:eastAsia="Times New Roman"/>
+                <w:b w:val="0"/>
+                <w:i w:val="0"/>
+                <w:color w:val="000000"/>
+                <w:sz w:val="24"/>
+              </w:rPr>
+              <w:t>1.4</w:t>
+            </w:r>
+          </w:p>
+        </w:tc>
+        <w:tc>
+          <w:tcPr>
+            <w:tcW w:type="dxa" w:w="1701"/>
+          </w:tcPr>
+          <w:p>
+            <w:pPr>
+              <w:spacing w:line="240" w:lineRule="auto" w:after="0"/>
+              <w:ind w:firstLine="0"/>
+              <w:jc w:val="left"/>
+            </w:pPr>
+            <w:r>
+              <w:rPr>
+                <w:rFonts w:ascii="Times New Roman" w:hAnsi="Times New Roman" w:cs="Times New Roman" w:eastAsia="Times New Roman"/>
+                <w:b w:val="0"/>
+                <w:i w:val="0"/>
+                <w:color w:val="000000"/>
+                <w:sz w:val="24"/>
+              </w:rPr>
+              <w:t>30.10.2026</w:t>
+            </w:r>
+          </w:p>
+        </w:tc>
+        <w:tc>
+          <w:tcPr>
+            <w:tcW w:type="dxa" w:w="5669"/>
+          </w:tcPr>
+          <w:p>
+            <w:pPr>
+              <w:spacing w:line="240" w:lineRule="auto" w:after="0"/>
+              <w:ind w:firstLine="0"/>
+              <w:jc w:val="left"/>
+            </w:pPr>
+            <w:r>
+              <w:rPr>
+                <w:rFonts w:ascii="Times New Roman" w:hAnsi="Times New Roman" w:cs="Times New Roman" w:eastAsia="Times New Roman"/>
+                <w:b w:val="0"/>
+                <w:i w:val="0"/>
+                <w:color w:val="000000"/>
+                <w:sz w:val="24"/>
+              </w:rPr>
+              <w:t>Обновлены запуск обучения, поиск своей заявки и команды карточки на планшете.</w:t>
             </w:r>
           </w:p>
         </w:tc>

--- a/Документация/Инструкция пользователя/Инструкция пользователя.docx
+++ b/Документация/Инструкция пользователя/Инструкция пользователя.docx
@@ -157,7 +157,7 @@
           <w:color w:val="000000"/>
           <w:sz w:val="26"/>
         </w:rPr>
-        <w:t>Версия документа: 1.4</w:t>
+        <w:t>Версия документа: 1.5</w:t>
       </w:r>
     </w:p>
     <w:p>
@@ -5279,7 +5279,27 @@
           <w:color w:val="000000"/>
           <w:sz w:val="28"/>
         </w:rPr>
-        <w:t>Здесь же справа лежат документы: бланки, образцы и правила, которые бюро выкладывает для скачивания.</w:t>
+        <w:t xml:space="preserve">Здесь же лежат опубликованные документы: бланки, образцы и правила бюро пропусков. Нажмите название или значок документа, чтобы открыть сведения о файле и его описание. Кнопка </w:t>
+      </w:r>
+      <w:r>
+        <w:rPr>
+          <w:rFonts w:ascii="Times New Roman" w:hAnsi="Times New Roman" w:cs="Times New Roman" w:eastAsia="Times New Roman"/>
+          <w:b/>
+          <w:i w:val="0"/>
+          <w:color w:val="000000"/>
+          <w:sz w:val="28"/>
+        </w:rPr>
+        <w:t>«Скачать»</w:t>
+      </w:r>
+      <w:r>
+        <w:rPr>
+          <w:rFonts w:ascii="Times New Roman" w:hAnsi="Times New Roman" w:cs="Times New Roman" w:eastAsia="Times New Roman"/>
+          <w:b w:val="0"/>
+          <w:i w:val="0"/>
+          <w:color w:val="000000"/>
+          <w:sz w:val="28"/>
+        </w:rPr>
+        <w:t xml:space="preserve"> сохраняет файл; она доступна в списке и в окне документа. Состав публикаций определяет бюро пропусков.</w:t>
       </w:r>
     </w:p>
     <w:p>
@@ -8122,7 +8142,27 @@
           <w:color w:val="000000"/>
           <w:sz w:val="28"/>
         </w:rPr>
-        <w:t>Найдите нужных через поиск (2) и отметьте их (1).</w:t>
+        <w:t xml:space="preserve">Найдите нужных через поиск (2) и отметьте их (1). На компьютере для выбора диапазона доступных строк отметьте первую строку, затем удерживайте </w:t>
+      </w:r>
+      <w:r>
+        <w:rPr>
+          <w:rFonts w:ascii="Times New Roman" w:hAnsi="Times New Roman" w:cs="Times New Roman" w:eastAsia="Times New Roman"/>
+          <w:b/>
+          <w:i w:val="0"/>
+          <w:color w:val="000000"/>
+          <w:sz w:val="28"/>
+        </w:rPr>
+        <w:t>Shift</w:t>
+      </w:r>
+      <w:r>
+        <w:rPr>
+          <w:rFonts w:ascii="Times New Roman" w:hAnsi="Times New Roman" w:cs="Times New Roman" w:eastAsia="Times New Roman"/>
+          <w:b w:val="0"/>
+          <w:i w:val="0"/>
+          <w:color w:val="000000"/>
+          <w:sz w:val="28"/>
+        </w:rPr>
+        <w:t xml:space="preserve"> и нажмите последнюю.</w:t>
       </w:r>
     </w:p>
     <w:p>
@@ -19991,6 +20031,89 @@
                 <w:sz w:val="24"/>
               </w:rPr>
               <w:t>Обновлены запуск обучения, поиск своей заявки и команды карточки на планшете.</w:t>
+            </w:r>
+          </w:p>
+        </w:tc>
+        <w:tc>
+          <w:tcPr>
+            <w:tcW w:type="dxa" w:w="850"/>
+          </w:tcPr>
+          <w:p>
+            <w:pPr>
+              <w:spacing w:line="240" w:lineRule="auto" w:after="0"/>
+              <w:ind w:firstLine="0"/>
+              <w:jc w:val="left"/>
+            </w:pPr>
+          </w:p>
+        </w:tc>
+      </w:tr>
+      <w:tr>
+        <w:trPr>
+          <w:cantSplit w:val="true"/>
+        </w:trPr>
+        <w:tc>
+          <w:tcPr>
+            <w:tcW w:type="dxa" w:w="1134"/>
+          </w:tcPr>
+          <w:p>
+            <w:pPr>
+              <w:spacing w:line="240" w:lineRule="auto" w:after="0"/>
+              <w:ind w:firstLine="0"/>
+              <w:jc w:val="left"/>
+            </w:pPr>
+            <w:r>
+              <w:rPr>
+                <w:rFonts w:ascii="Times New Roman" w:hAnsi="Times New Roman" w:cs="Times New Roman" w:eastAsia="Times New Roman"/>
+                <w:b w:val="0"/>
+                <w:i w:val="0"/>
+                <w:color w:val="000000"/>
+                <w:sz w:val="24"/>
+              </w:rPr>
+              <w:t>1.5</w:t>
+            </w:r>
+          </w:p>
+        </w:tc>
+        <w:tc>
+          <w:tcPr>
+            <w:tcW w:type="dxa" w:w="1701"/>
+          </w:tcPr>
+          <w:p>
+            <w:pPr>
+              <w:spacing w:line="240" w:lineRule="auto" w:after="0"/>
+              <w:ind w:firstLine="0"/>
+              <w:jc w:val="left"/>
+            </w:pPr>
+            <w:r>
+              <w:rPr>
+                <w:rFonts w:ascii="Times New Roman" w:hAnsi="Times New Roman" w:cs="Times New Roman" w:eastAsia="Times New Roman"/>
+                <w:b w:val="0"/>
+                <w:i w:val="0"/>
+                <w:color w:val="000000"/>
+                <w:sz w:val="24"/>
+              </w:rPr>
+              <w:t>30.10.2026</w:t>
+            </w:r>
+          </w:p>
+        </w:tc>
+        <w:tc>
+          <w:tcPr>
+            <w:tcW w:type="dxa" w:w="5669"/>
+          </w:tcPr>
+          <w:p>
+            <w:pPr>
+              <w:spacing w:line="240" w:lineRule="auto" w:after="0"/>
+              <w:ind w:firstLine="0"/>
+              <w:jc w:val="left"/>
+            </w:pPr>
+            <w:r>
+              <w:rPr>
+                <w:rFonts w:ascii="Times New Roman" w:hAnsi="Times New Roman" w:cs="Times New Roman" w:eastAsia="Times New Roman"/>
+                <w:b w:val="0"/>
+                <w:i w:val="0"/>
+                <w:color w:val="000000"/>
+                <w:sz w:val="24"/>
+              </w:rPr>
+              <w:t>Добавлены действия для открытия сведений о публикации и выбора диапазона сотрудников с Shift на компьютере.</w:t>
             </w:r>
           </w:p>
         </w:tc>
